--- a/Capstone_Project/07_Conclusion_and_Recommendations/Group-3_Chapter_6_Conclusion_and_Recommendations_Outline.docx
+++ b/Capstone_Project/07_Conclusion_and_Recommendations/Group-3_Chapter_6_Conclusion_and_Recommendations_Outline.docx
@@ -955,7 +955,7 @@
               <w:rPr>
                 <w:sz w:val="18"/>
               </w:rPr>
-              <w:t>5 Evaluate with at least 5 students and 2 lecturers and 80 percent rating it easy</w:t>
+              <w:t>5 Evaluate with at least 5 students and 1 lecturer and 80 percent rating it easy</w:t>
             </w:r>
           </w:p>
         </w:tc>
@@ -987,7 +987,7 @@
               <w:rPr>
                 <w:sz w:val="18"/>
               </w:rPr>
-              <w:t>User testing in Week 5 (the group must decide between 1 and 2 lecturers)</w:t>
+              <w:t>User testing in Week 5 with 5 students and 1 lecturer</w:t>
             </w:r>
           </w:p>
         </w:tc>
